--- a/doc_templates_MPR/os_update/template.docx
+++ b/doc_templates_MPR/os_update/template.docx
@@ -1342,377 +1342,11 @@
           <w:tcPr>
             <w:tcW w:w="980" w:type="pct"/>
           </w:tcPr>
-          <w:tbl>
-            <w:tblPr>
-              <w:tblW w:w="1720" w:type="dxa"/>
-              <w:tblLayout w:type="fixed"/>
-              <w:tblLook w:val="04A0" w:firstRow="1" w:lastRow="0" w:firstColumn="1" w:lastColumn="0" w:noHBand="0" w:noVBand="1"/>
-            </w:tblPr>
-            <w:tblGrid>
-              <w:gridCol w:w="1720"/>
-            </w:tblGrid>
-            <w:tr>
-              <w:trPr>
-                <w:trHeight w:val="300"/>
-              </w:trPr>
-              <w:tc>
-                <w:tcPr>
-                  <w:tcW w:w="1720" w:type="dxa"/>
-                  <w:tcBorders>
-                    <w:top w:val="nil"/>
-                    <w:left w:val="nil"/>
-                    <w:bottom w:val="nil"/>
-                    <w:right w:val="nil"/>
-                  </w:tcBorders>
-                  <w:shd w:val="clear" w:color="auto" w:fill="auto"/>
-                  <w:noWrap/>
-                  <w:vAlign w:val="bottom"/>
-                  <w:hideMark/>
-                </w:tcPr>
-                <w:p>
-                  <w:pPr>
-                    <w:rPr>
-                      <w:rFonts w:ascii="Calibri" w:hAnsi="Calibri" w:cs="Calibri"/>
-                      <w:color w:val="000000"/>
-                      <w:sz w:val="22"/>
-                      <w:szCs w:val="22"/>
-                    </w:rPr>
-                  </w:pPr>
-                  <w:r>
-                    <w:rPr>
-                      <w:rFonts w:ascii="Calibri" w:hAnsi="Calibri" w:cs="Calibri"/>
-                      <w:color w:val="000000"/>
-                      <w:sz w:val="22"/>
-                      <w:szCs w:val="22"/>
-                    </w:rPr>
-                    <w:t>pvlsg-stclm0011</w:t>
-                  </w:r>
-                </w:p>
-              </w:tc>
-            </w:tr>
-            <w:tr>
-              <w:trPr>
-                <w:trHeight w:val="300"/>
-              </w:trPr>
-              <w:tc>
-                <w:tcPr>
-                  <w:tcW w:w="1720" w:type="dxa"/>
-                  <w:tcBorders>
-                    <w:top w:val="nil"/>
-                    <w:left w:val="nil"/>
-                    <w:bottom w:val="nil"/>
-                    <w:right w:val="nil"/>
-                  </w:tcBorders>
-                  <w:shd w:val="clear" w:color="auto" w:fill="auto"/>
-                  <w:noWrap/>
-                  <w:vAlign w:val="bottom"/>
-                  <w:hideMark/>
-                </w:tcPr>
-                <w:p>
-                  <w:pPr>
-                    <w:rPr>
-                      <w:rFonts w:ascii="Calibri" w:hAnsi="Calibri" w:cs="Calibri"/>
-                      <w:color w:val="000000"/>
-                      <w:sz w:val="22"/>
-                      <w:szCs w:val="22"/>
-                    </w:rPr>
-                  </w:pPr>
-                  <w:r>
-                    <w:rPr>
-                      <w:rFonts w:ascii="Calibri" w:hAnsi="Calibri" w:cs="Calibri"/>
-                      <w:color w:val="000000"/>
-                      <w:sz w:val="22"/>
-                      <w:szCs w:val="22"/>
-                    </w:rPr>
-                    <w:t>pslsg-efs003946</w:t>
-                  </w:r>
-                </w:p>
-              </w:tc>
-            </w:tr>
-            <w:tr>
-              <w:trPr>
-                <w:trHeight w:val="300"/>
-              </w:trPr>
-              <w:tc>
-                <w:tcPr>
-                  <w:tcW w:w="1720" w:type="dxa"/>
-                  <w:tcBorders>
-                    <w:top w:val="nil"/>
-                    <w:left w:val="nil"/>
-                    <w:bottom w:val="nil"/>
-                    <w:right w:val="nil"/>
-                  </w:tcBorders>
-                  <w:shd w:val="clear" w:color="auto" w:fill="auto"/>
-                  <w:noWrap/>
-                  <w:vAlign w:val="bottom"/>
-                  <w:hideMark/>
-                </w:tcPr>
-                <w:p>
-                  <w:pPr>
-                    <w:rPr>
-                      <w:rFonts w:ascii="Calibri" w:hAnsi="Calibri" w:cs="Calibri"/>
-                      <w:color w:val="000000"/>
-                      <w:sz w:val="22"/>
-                      <w:szCs w:val="22"/>
-                    </w:rPr>
-                  </w:pPr>
-                  <w:r>
-                    <w:rPr>
-                      <w:rFonts w:ascii="Calibri" w:hAnsi="Calibri" w:cs="Calibri"/>
-                      <w:color w:val="000000"/>
-                      <w:sz w:val="22"/>
-                      <w:szCs w:val="22"/>
-                    </w:rPr>
-                    <w:t>pslsg-efs003948</w:t>
-                  </w:r>
-                </w:p>
-              </w:tc>
-            </w:tr>
-            <w:tr>
-              <w:trPr>
-                <w:trHeight w:val="300"/>
-              </w:trPr>
-              <w:tc>
-                <w:tcPr>
-                  <w:tcW w:w="1720" w:type="dxa"/>
-                  <w:tcBorders>
-                    <w:top w:val="nil"/>
-                    <w:left w:val="nil"/>
-                    <w:bottom w:val="nil"/>
-                    <w:right w:val="nil"/>
-                  </w:tcBorders>
-                  <w:shd w:val="clear" w:color="auto" w:fill="auto"/>
-                  <w:noWrap/>
-                  <w:vAlign w:val="bottom"/>
-                  <w:hideMark/>
-                </w:tcPr>
-                <w:p>
-                  <w:pPr>
-                    <w:rPr>
-                      <w:rFonts w:ascii="Calibri" w:hAnsi="Calibri" w:cs="Calibri"/>
-                      <w:color w:val="000000"/>
-                      <w:sz w:val="22"/>
-                      <w:szCs w:val="22"/>
-                    </w:rPr>
-                  </w:pPr>
-                  <w:r>
-                    <w:rPr>
-                      <w:rFonts w:ascii="Calibri" w:hAnsi="Calibri" w:cs="Calibri"/>
-                      <w:color w:val="000000"/>
-                      <w:sz w:val="22"/>
-                      <w:szCs w:val="22"/>
-                    </w:rPr>
-                    <w:t>pslsg-efs003947</w:t>
-                  </w:r>
-                </w:p>
-              </w:tc>
-            </w:tr>
-            <w:tr>
-              <w:trPr>
-                <w:trHeight w:val="300"/>
-              </w:trPr>
-              <w:tc>
-                <w:tcPr>
-                  <w:tcW w:w="1720" w:type="dxa"/>
-                  <w:tcBorders>
-                    <w:top w:val="nil"/>
-                    <w:left w:val="nil"/>
-                    <w:bottom w:val="nil"/>
-                    <w:right w:val="nil"/>
-                  </w:tcBorders>
-                  <w:shd w:val="clear" w:color="auto" w:fill="auto"/>
-                  <w:noWrap/>
-                  <w:vAlign w:val="bottom"/>
-                  <w:hideMark/>
-                </w:tcPr>
-                <w:p>
-                  <w:pPr>
-                    <w:rPr>
-                      <w:rFonts w:ascii="Calibri" w:hAnsi="Calibri" w:cs="Calibri"/>
-                      <w:color w:val="000000"/>
-                      <w:sz w:val="22"/>
-                      <w:szCs w:val="22"/>
-                    </w:rPr>
-                  </w:pPr>
-                  <w:r>
-                    <w:rPr>
-                      <w:rFonts w:ascii="Calibri" w:hAnsi="Calibri" w:cs="Calibri"/>
-                      <w:color w:val="000000"/>
-                      <w:sz w:val="22"/>
-                      <w:szCs w:val="22"/>
-                    </w:rPr>
-                    <w:t>pvlsg-efs004159</w:t>
-                  </w:r>
-                </w:p>
-              </w:tc>
-            </w:tr>
-            <w:tr>
-              <w:trPr>
-                <w:trHeight w:val="300"/>
-              </w:trPr>
-              <w:tc>
-                <w:tcPr>
-                  <w:tcW w:w="1720" w:type="dxa"/>
-                  <w:tcBorders>
-                    <w:top w:val="nil"/>
-                    <w:left w:val="nil"/>
-                    <w:bottom w:val="nil"/>
-                    <w:right w:val="nil"/>
-                  </w:tcBorders>
-                  <w:shd w:val="clear" w:color="auto" w:fill="auto"/>
-                  <w:noWrap/>
-                  <w:vAlign w:val="bottom"/>
-                  <w:hideMark/>
-                </w:tcPr>
-                <w:p>
-                  <w:pPr>
-                    <w:rPr>
-                      <w:rFonts w:ascii="Calibri" w:hAnsi="Calibri" w:cs="Calibri"/>
-                      <w:color w:val="000000"/>
-                      <w:sz w:val="22"/>
-                      <w:szCs w:val="22"/>
-                    </w:rPr>
-                  </w:pPr>
-                  <w:r>
-                    <w:rPr>
-                      <w:rFonts w:ascii="Calibri" w:hAnsi="Calibri" w:cs="Calibri"/>
-                      <w:color w:val="000000"/>
-                      <w:sz w:val="22"/>
-                      <w:szCs w:val="22"/>
-                    </w:rPr>
-                    <w:t>pvlsg-efs002265</w:t>
-                  </w:r>
-                </w:p>
-              </w:tc>
-            </w:tr>
-            <w:tr>
-              <w:trPr>
-                <w:trHeight w:val="300"/>
-              </w:trPr>
-              <w:tc>
-                <w:tcPr>
-                  <w:tcW w:w="1720" w:type="dxa"/>
-                  <w:tcBorders>
-                    <w:top w:val="nil"/>
-                    <w:left w:val="nil"/>
-                    <w:bottom w:val="nil"/>
-                    <w:right w:val="nil"/>
-                  </w:tcBorders>
-                  <w:shd w:val="clear" w:color="auto" w:fill="auto"/>
-                  <w:noWrap/>
-                  <w:vAlign w:val="bottom"/>
-                  <w:hideMark/>
-                </w:tcPr>
-                <w:p>
-                  <w:pPr>
-                    <w:rPr>
-                      <w:rFonts w:ascii="Calibri" w:hAnsi="Calibri" w:cs="Calibri"/>
-                      <w:color w:val="000000"/>
-                      <w:sz w:val="22"/>
-                      <w:szCs w:val="22"/>
-                    </w:rPr>
-                  </w:pPr>
-                  <w:r>
-                    <w:rPr>
-                      <w:rFonts w:ascii="Calibri" w:hAnsi="Calibri" w:cs="Calibri"/>
-                      <w:color w:val="000000"/>
-                      <w:sz w:val="22"/>
-                      <w:szCs w:val="22"/>
-                    </w:rPr>
-                    <w:t>pvlsg-efs002266</w:t>
-                  </w:r>
-                </w:p>
-              </w:tc>
-            </w:tr>
-            <w:tr>
-              <w:trPr>
-                <w:trHeight w:val="300"/>
-              </w:trPr>
-              <w:tc>
-                <w:tcPr>
-                  <w:tcW w:w="1720" w:type="dxa"/>
-                  <w:tcBorders>
-                    <w:top w:val="nil"/>
-                    <w:left w:val="nil"/>
-                    <w:bottom w:val="nil"/>
-                    <w:right w:val="nil"/>
-                  </w:tcBorders>
-                  <w:shd w:val="clear" w:color="auto" w:fill="auto"/>
-                  <w:noWrap/>
-                  <w:vAlign w:val="bottom"/>
-                  <w:hideMark/>
-                </w:tcPr>
-                <w:p>
-                  <w:pPr>
-                    <w:rPr>
-                      <w:rFonts w:ascii="Calibri" w:hAnsi="Calibri" w:cs="Calibri"/>
-                      <w:color w:val="000000"/>
-                      <w:sz w:val="22"/>
-                      <w:szCs w:val="22"/>
-                    </w:rPr>
-                  </w:pPr>
-                  <w:r>
-                    <w:rPr>
-                      <w:rFonts w:ascii="Calibri" w:hAnsi="Calibri" w:cs="Calibri"/>
-                      <w:color w:val="000000"/>
-                      <w:sz w:val="22"/>
-                      <w:szCs w:val="22"/>
-                    </w:rPr>
-                    <w:t>pvlsg-clmrs0004</w:t>
-                  </w:r>
-                </w:p>
-              </w:tc>
-            </w:tr>
-            <w:tr>
-              <w:trPr>
-                <w:trHeight w:val="300"/>
-              </w:trPr>
-              <w:tc>
-                <w:tcPr>
-                  <w:tcW w:w="1720" w:type="dxa"/>
-                  <w:tcBorders>
-                    <w:top w:val="nil"/>
-                    <w:left w:val="nil"/>
-                    <w:bottom w:val="nil"/>
-                    <w:right w:val="nil"/>
-                  </w:tcBorders>
-                  <w:shd w:val="clear" w:color="auto" w:fill="auto"/>
-                  <w:noWrap/>
-                  <w:vAlign w:val="bottom"/>
-                  <w:hideMark/>
-                </w:tcPr>
-                <w:p>
-                  <w:pPr>
-                    <w:rPr>
-                      <w:rFonts w:ascii="Calibri" w:hAnsi="Calibri" w:cs="Calibri"/>
-                      <w:color w:val="000000"/>
-                      <w:sz w:val="22"/>
-                      <w:szCs w:val="22"/>
-                    </w:rPr>
-                  </w:pPr>
-                  <w:r>
-                    <w:rPr>
-                      <w:rFonts w:ascii="Calibri" w:hAnsi="Calibri" w:cs="Calibri"/>
-                      <w:color w:val="000000"/>
-                      <w:sz w:val="22"/>
-                      <w:szCs w:val="22"/>
-                    </w:rPr>
-                    <w:t>pvlsg-efs001586</w:t>
-                  </w:r>
-                </w:p>
-              </w:tc>
-            </w:tr>
-          </w:tbl>
-          <w:p>
-            <w:pPr>
-              <w:jc w:val="center"/>
-              <w:rPr>
-                <w:color w:val="000000" w:themeColor="text1"/>
-                <w:sz w:val="22"/>
-                <w:szCs w:val="22"/>
-                <w:lang w:val="en-US"/>
-              </w:rPr>
-            </w:pPr>
+          <w:p>
+            <w:r/>
+            <w:r>
+              <w:t>{{MPR_SOWA_HOSTS}}</w:t>
+            </w:r>
           </w:p>
         </w:tc>
       </w:tr>
@@ -2214,494 +1848,11 @@
           <w:tcPr>
             <w:tcW w:w="980" w:type="pct"/>
           </w:tcPr>
-          <w:tbl>
-            <w:tblPr>
-              <w:tblW w:w="2663" w:type="dxa"/>
-              <w:tblLayout w:type="fixed"/>
-              <w:tblLook w:val="04A0" w:firstRow="1" w:lastRow="0" w:firstColumn="1" w:lastColumn="0" w:noHBand="0" w:noVBand="1"/>
-            </w:tblPr>
-            <w:tblGrid>
-              <w:gridCol w:w="2663"/>
-            </w:tblGrid>
-            <w:tr>
-              <w:trPr>
-                <w:trHeight w:val="298"/>
-              </w:trPr>
-              <w:tc>
-                <w:tcPr>
-                  <w:tcW w:w="2663" w:type="dxa"/>
-                  <w:tcBorders>
-                    <w:top w:val="nil"/>
-                    <w:left w:val="nil"/>
-                    <w:bottom w:val="nil"/>
-                    <w:right w:val="nil"/>
-                  </w:tcBorders>
-                  <w:shd w:val="clear" w:color="auto" w:fill="auto"/>
-                  <w:noWrap/>
-                  <w:vAlign w:val="bottom"/>
-                  <w:hideMark/>
-                </w:tcPr>
-                <w:p>
-                  <w:pPr>
-                    <w:rPr>
-                      <w:rFonts w:ascii="Calibri" w:hAnsi="Calibri" w:cs="Calibri"/>
-                      <w:color w:val="000000"/>
-                      <w:sz w:val="22"/>
-                      <w:szCs w:val="22"/>
-                    </w:rPr>
-                  </w:pPr>
-                  <w:r>
-                    <w:rPr>
-                      <w:rFonts w:ascii="Calibri" w:hAnsi="Calibri" w:cs="Calibri"/>
-                      <w:color w:val="000000"/>
-                      <w:sz w:val="22"/>
-                      <w:szCs w:val="22"/>
-                    </w:rPr>
-                    <w:t>pvlod-efs000810</w:t>
-                  </w:r>
-                </w:p>
-              </w:tc>
-            </w:tr>
-            <w:tr>
-              <w:trPr>
-                <w:trHeight w:val="298"/>
-              </w:trPr>
-              <w:tc>
-                <w:tcPr>
-                  <w:tcW w:w="2663" w:type="dxa"/>
-                  <w:tcBorders>
-                    <w:top w:val="nil"/>
-                    <w:left w:val="nil"/>
-                    <w:bottom w:val="nil"/>
-                    <w:right w:val="nil"/>
-                  </w:tcBorders>
-                  <w:shd w:val="clear" w:color="auto" w:fill="auto"/>
-                  <w:noWrap/>
-                  <w:vAlign w:val="bottom"/>
-                  <w:hideMark/>
-                </w:tcPr>
-                <w:p>
-                  <w:pPr>
-                    <w:rPr>
-                      <w:rFonts w:ascii="Calibri" w:hAnsi="Calibri" w:cs="Calibri"/>
-                      <w:color w:val="000000"/>
-                      <w:sz w:val="22"/>
-                      <w:szCs w:val="22"/>
-                    </w:rPr>
-                  </w:pPr>
-                  <w:r>
-                    <w:rPr>
-                      <w:rFonts w:ascii="Calibri" w:hAnsi="Calibri" w:cs="Calibri"/>
-                      <w:color w:val="000000"/>
-                      <w:sz w:val="22"/>
-                      <w:szCs w:val="22"/>
-                    </w:rPr>
-                    <w:t>pvlod-efs000808</w:t>
-                  </w:r>
-                </w:p>
-              </w:tc>
-            </w:tr>
-            <w:tr>
-              <w:trPr>
-                <w:trHeight w:val="298"/>
-              </w:trPr>
-              <w:tc>
-                <w:tcPr>
-                  <w:tcW w:w="2663" w:type="dxa"/>
-                  <w:tcBorders>
-                    <w:top w:val="nil"/>
-                    <w:left w:val="nil"/>
-                    <w:bottom w:val="nil"/>
-                    <w:right w:val="nil"/>
-                  </w:tcBorders>
-                  <w:shd w:val="clear" w:color="auto" w:fill="auto"/>
-                  <w:noWrap/>
-                  <w:vAlign w:val="bottom"/>
-                  <w:hideMark/>
-                </w:tcPr>
-                <w:p>
-                  <w:pPr>
-                    <w:rPr>
-                      <w:rFonts w:ascii="Calibri" w:hAnsi="Calibri" w:cs="Calibri"/>
-                      <w:color w:val="000000"/>
-                      <w:sz w:val="22"/>
-                      <w:szCs w:val="22"/>
-                    </w:rPr>
-                  </w:pPr>
-                  <w:r>
-                    <w:rPr>
-                      <w:rFonts w:ascii="Calibri" w:hAnsi="Calibri" w:cs="Calibri"/>
-                      <w:color w:val="000000"/>
-                      <w:sz w:val="22"/>
-                      <w:szCs w:val="22"/>
-                    </w:rPr>
-                    <w:t>pslod-mvp000540</w:t>
-                  </w:r>
-                </w:p>
-              </w:tc>
-            </w:tr>
-            <w:tr>
-              <w:trPr>
-                <w:trHeight w:val="298"/>
-              </w:trPr>
-              <w:tc>
-                <w:tcPr>
-                  <w:tcW w:w="2663" w:type="dxa"/>
-                  <w:tcBorders>
-                    <w:top w:val="nil"/>
-                    <w:left w:val="nil"/>
-                    <w:bottom w:val="nil"/>
-                    <w:right w:val="nil"/>
-                  </w:tcBorders>
-                  <w:shd w:val="clear" w:color="auto" w:fill="auto"/>
-                  <w:noWrap/>
-                  <w:vAlign w:val="bottom"/>
-                  <w:hideMark/>
-                </w:tcPr>
-                <w:p>
-                  <w:pPr>
-                    <w:rPr>
-                      <w:rFonts w:ascii="Calibri" w:hAnsi="Calibri" w:cs="Calibri"/>
-                      <w:color w:val="000000"/>
-                      <w:sz w:val="22"/>
-                      <w:szCs w:val="22"/>
-                    </w:rPr>
-                  </w:pPr>
-                  <w:r>
-                    <w:rPr>
-                      <w:rFonts w:ascii="Calibri" w:hAnsi="Calibri" w:cs="Calibri"/>
-                      <w:color w:val="000000"/>
-                      <w:sz w:val="22"/>
-                      <w:szCs w:val="22"/>
-                    </w:rPr>
-                    <w:t>pslod-mvp000539</w:t>
-                  </w:r>
-                </w:p>
-              </w:tc>
-            </w:tr>
-            <w:tr>
-              <w:trPr>
-                <w:trHeight w:val="298"/>
-              </w:trPr>
-              <w:tc>
-                <w:tcPr>
-                  <w:tcW w:w="2663" w:type="dxa"/>
-                  <w:tcBorders>
-                    <w:top w:val="nil"/>
-                    <w:left w:val="nil"/>
-                    <w:bottom w:val="nil"/>
-                    <w:right w:val="nil"/>
-                  </w:tcBorders>
-                  <w:shd w:val="clear" w:color="auto" w:fill="auto"/>
-                  <w:noWrap/>
-                  <w:vAlign w:val="bottom"/>
-                  <w:hideMark/>
-                </w:tcPr>
-                <w:p>
-                  <w:pPr>
-                    <w:rPr>
-                      <w:rFonts w:ascii="Calibri" w:hAnsi="Calibri" w:cs="Calibri"/>
-                      <w:color w:val="000000"/>
-                      <w:sz w:val="22"/>
-                      <w:szCs w:val="22"/>
-                    </w:rPr>
-                  </w:pPr>
-                  <w:r>
-                    <w:rPr>
-                      <w:rFonts w:ascii="Calibri" w:hAnsi="Calibri" w:cs="Calibri"/>
-                      <w:color w:val="000000"/>
-                      <w:sz w:val="22"/>
-                      <w:szCs w:val="22"/>
-                    </w:rPr>
-                    <w:t>pslod-ubemr0012</w:t>
-                  </w:r>
-                </w:p>
-              </w:tc>
-            </w:tr>
-            <w:tr>
-              <w:trPr>
-                <w:trHeight w:val="298"/>
-              </w:trPr>
-              <w:tc>
-                <w:tcPr>
-                  <w:tcW w:w="2663" w:type="dxa"/>
-                  <w:tcBorders>
-                    <w:top w:val="nil"/>
-                    <w:left w:val="nil"/>
-                    <w:bottom w:val="nil"/>
-                    <w:right w:val="nil"/>
-                  </w:tcBorders>
-                  <w:shd w:val="clear" w:color="auto" w:fill="auto"/>
-                  <w:noWrap/>
-                  <w:vAlign w:val="bottom"/>
-                  <w:hideMark/>
-                </w:tcPr>
-                <w:p>
-                  <w:pPr>
-                    <w:rPr>
-                      <w:rFonts w:ascii="Calibri" w:hAnsi="Calibri" w:cs="Calibri"/>
-                      <w:color w:val="000000"/>
-                      <w:sz w:val="22"/>
-                      <w:szCs w:val="22"/>
-                    </w:rPr>
-                  </w:pPr>
-                  <w:r>
-                    <w:rPr>
-                      <w:rFonts w:ascii="Calibri" w:hAnsi="Calibri" w:cs="Calibri"/>
-                      <w:color w:val="000000"/>
-                      <w:sz w:val="22"/>
-                      <w:szCs w:val="22"/>
-                    </w:rPr>
-                    <w:t>pslod-ubemr0011</w:t>
-                  </w:r>
-                </w:p>
-              </w:tc>
-            </w:tr>
-            <w:tr>
-              <w:trPr>
-                <w:trHeight w:val="298"/>
-              </w:trPr>
-              <w:tc>
-                <w:tcPr>
-                  <w:tcW w:w="2663" w:type="dxa"/>
-                  <w:tcBorders>
-                    <w:top w:val="nil"/>
-                    <w:left w:val="nil"/>
-                    <w:bottom w:val="nil"/>
-                    <w:right w:val="nil"/>
-                  </w:tcBorders>
-                  <w:shd w:val="clear" w:color="auto" w:fill="auto"/>
-                  <w:noWrap/>
-                  <w:vAlign w:val="bottom"/>
-                  <w:hideMark/>
-                </w:tcPr>
-                <w:p>
-                  <w:pPr>
-                    <w:rPr>
-                      <w:rFonts w:ascii="Calibri" w:hAnsi="Calibri" w:cs="Calibri"/>
-                      <w:color w:val="000000"/>
-                      <w:sz w:val="22"/>
-                      <w:szCs w:val="22"/>
-                    </w:rPr>
-                  </w:pPr>
-                  <w:r>
-                    <w:rPr>
-                      <w:rFonts w:ascii="Calibri" w:hAnsi="Calibri" w:cs="Calibri"/>
-                      <w:color w:val="000000"/>
-                      <w:sz w:val="22"/>
-                      <w:szCs w:val="22"/>
-                    </w:rPr>
-                    <w:t>pslod-ubemr0003</w:t>
-                  </w:r>
-                </w:p>
-              </w:tc>
-            </w:tr>
-            <w:tr>
-              <w:trPr>
-                <w:trHeight w:val="298"/>
-              </w:trPr>
-              <w:tc>
-                <w:tcPr>
-                  <w:tcW w:w="2663" w:type="dxa"/>
-                  <w:tcBorders>
-                    <w:top w:val="nil"/>
-                    <w:left w:val="nil"/>
-                    <w:bottom w:val="nil"/>
-                    <w:right w:val="nil"/>
-                  </w:tcBorders>
-                  <w:shd w:val="clear" w:color="auto" w:fill="auto"/>
-                  <w:noWrap/>
-                  <w:vAlign w:val="bottom"/>
-                  <w:hideMark/>
-                </w:tcPr>
-                <w:p>
-                  <w:pPr>
-                    <w:rPr>
-                      <w:rFonts w:ascii="Calibri" w:hAnsi="Calibri" w:cs="Calibri"/>
-                      <w:color w:val="000000"/>
-                      <w:sz w:val="22"/>
-                      <w:szCs w:val="22"/>
-                    </w:rPr>
-                  </w:pPr>
-                  <w:r>
-                    <w:rPr>
-                      <w:rFonts w:ascii="Calibri" w:hAnsi="Calibri" w:cs="Calibri"/>
-                      <w:color w:val="000000"/>
-                      <w:sz w:val="22"/>
-                      <w:szCs w:val="22"/>
-                    </w:rPr>
-                    <w:t>pslod-ubemr0002</w:t>
-                  </w:r>
-                </w:p>
-              </w:tc>
-            </w:tr>
-            <w:tr>
-              <w:trPr>
-                <w:trHeight w:val="298"/>
-              </w:trPr>
-              <w:tc>
-                <w:tcPr>
-                  <w:tcW w:w="2663" w:type="dxa"/>
-                  <w:tcBorders>
-                    <w:top w:val="nil"/>
-                    <w:left w:val="nil"/>
-                    <w:bottom w:val="nil"/>
-                    <w:right w:val="nil"/>
-                  </w:tcBorders>
-                  <w:shd w:val="clear" w:color="auto" w:fill="auto"/>
-                  <w:noWrap/>
-                  <w:vAlign w:val="bottom"/>
-                  <w:hideMark/>
-                </w:tcPr>
-                <w:p>
-                  <w:pPr>
-                    <w:rPr>
-                      <w:rFonts w:ascii="Calibri" w:hAnsi="Calibri" w:cs="Calibri"/>
-                      <w:color w:val="000000"/>
-                      <w:sz w:val="22"/>
-                      <w:szCs w:val="22"/>
-                    </w:rPr>
-                  </w:pPr>
-                  <w:r>
-                    <w:rPr>
-                      <w:rFonts w:ascii="Calibri" w:hAnsi="Calibri" w:cs="Calibri"/>
-                      <w:color w:val="000000"/>
-                      <w:sz w:val="22"/>
-                      <w:szCs w:val="22"/>
-                    </w:rPr>
-                    <w:t>pvlod-ubemr0009</w:t>
-                  </w:r>
-                </w:p>
-              </w:tc>
-            </w:tr>
-            <w:tr>
-              <w:trPr>
-                <w:trHeight w:val="298"/>
-              </w:trPr>
-              <w:tc>
-                <w:tcPr>
-                  <w:tcW w:w="2663" w:type="dxa"/>
-                  <w:tcBorders>
-                    <w:top w:val="nil"/>
-                    <w:left w:val="nil"/>
-                    <w:bottom w:val="nil"/>
-                    <w:right w:val="nil"/>
-                  </w:tcBorders>
-                  <w:shd w:val="clear" w:color="auto" w:fill="auto"/>
-                  <w:noWrap/>
-                  <w:vAlign w:val="bottom"/>
-                  <w:hideMark/>
-                </w:tcPr>
-                <w:p>
-                  <w:pPr>
-                    <w:rPr>
-                      <w:rFonts w:ascii="Calibri" w:hAnsi="Calibri" w:cs="Calibri"/>
-                      <w:color w:val="000000"/>
-                      <w:sz w:val="22"/>
-                      <w:szCs w:val="22"/>
-                    </w:rPr>
-                  </w:pPr>
-                  <w:r>
-                    <w:rPr>
-                      <w:rFonts w:ascii="Calibri" w:hAnsi="Calibri" w:cs="Calibri"/>
-                      <w:color w:val="000000"/>
-                      <w:sz w:val="22"/>
-                      <w:szCs w:val="22"/>
-                    </w:rPr>
-                    <w:t>pvlod-ubemr0007</w:t>
-                  </w:r>
-                </w:p>
-              </w:tc>
-            </w:tr>
-            <w:tr>
-              <w:trPr>
-                <w:trHeight w:val="298"/>
-              </w:trPr>
-              <w:tc>
-                <w:tcPr>
-                  <w:tcW w:w="2663" w:type="dxa"/>
-                  <w:tcBorders>
-                    <w:top w:val="nil"/>
-                    <w:left w:val="nil"/>
-                    <w:bottom w:val="nil"/>
-                    <w:right w:val="nil"/>
-                  </w:tcBorders>
-                  <w:shd w:val="clear" w:color="auto" w:fill="auto"/>
-                  <w:noWrap/>
-                  <w:vAlign w:val="bottom"/>
-                  <w:hideMark/>
-                </w:tcPr>
-                <w:p>
-                  <w:pPr>
-                    <w:rPr>
-                      <w:rFonts w:ascii="Calibri" w:hAnsi="Calibri" w:cs="Calibri"/>
-                      <w:color w:val="000000"/>
-                      <w:sz w:val="22"/>
-                      <w:szCs w:val="22"/>
-                    </w:rPr>
-                  </w:pPr>
-                  <w:r>
-                    <w:rPr>
-                      <w:rFonts w:ascii="Calibri" w:hAnsi="Calibri" w:cs="Calibri"/>
-                      <w:color w:val="000000"/>
-                      <w:sz w:val="22"/>
-                      <w:szCs w:val="22"/>
-                    </w:rPr>
-                    <w:t>pvlod-ubemr0003</w:t>
-                  </w:r>
-                </w:p>
-              </w:tc>
-            </w:tr>
-            <w:tr>
-              <w:trPr>
-                <w:trHeight w:val="80"/>
-              </w:trPr>
-              <w:tc>
-                <w:tcPr>
-                  <w:tcW w:w="2663" w:type="dxa"/>
-                  <w:tcBorders>
-                    <w:top w:val="nil"/>
-                    <w:left w:val="nil"/>
-                    <w:bottom w:val="nil"/>
-                    <w:right w:val="nil"/>
-                  </w:tcBorders>
-                  <w:shd w:val="clear" w:color="auto" w:fill="auto"/>
-                  <w:noWrap/>
-                  <w:vAlign w:val="bottom"/>
-                  <w:hideMark/>
-                </w:tcPr>
-                <w:p>
-                  <w:pPr>
-                    <w:rPr>
-                      <w:rFonts w:ascii="Calibri" w:hAnsi="Calibri" w:cs="Calibri"/>
-                      <w:color w:val="000000"/>
-                      <w:sz w:val="22"/>
-                      <w:szCs w:val="22"/>
-                    </w:rPr>
-                  </w:pPr>
-                  <w:r>
-                    <w:rPr>
-                      <w:rFonts w:ascii="Calibri" w:hAnsi="Calibri" w:cs="Calibri"/>
-                      <w:color w:val="000000"/>
-                      <w:sz w:val="22"/>
-                      <w:szCs w:val="22"/>
-                    </w:rPr>
-                    <w:t>pvlod-ubemr0001</w:t>
-                  </w:r>
-                </w:p>
-              </w:tc>
-            </w:tr>
-          </w:tbl>
-          <w:p>
-            <w:pPr>
-              <w:jc w:val="center"/>
-              <w:rPr>
-                <w:color w:val="000000" w:themeColor="text1"/>
-                <w:sz w:val="22"/>
-                <w:szCs w:val="22"/>
-                <w:lang w:val="en-US"/>
-              </w:rPr>
-            </w:pPr>
+          <w:p>
+            <w:r/>
+            <w:r>
+              <w:t>{{MPR_POSTGRES_HOSTS}}</w:t>
+            </w:r>
           </w:p>
         </w:tc>
       </w:tr>
@@ -3631,377 +2782,11 @@
           <w:tcPr>
             <w:tcW w:w="980" w:type="pct"/>
           </w:tcPr>
-          <w:tbl>
-            <w:tblPr>
-              <w:tblW w:w="1720" w:type="dxa"/>
-              <w:tblLayout w:type="fixed"/>
-              <w:tblLook w:val="04A0" w:firstRow="1" w:lastRow="0" w:firstColumn="1" w:lastColumn="0" w:noHBand="0" w:noVBand="1"/>
-            </w:tblPr>
-            <w:tblGrid>
-              <w:gridCol w:w="1720"/>
-            </w:tblGrid>
-            <w:tr>
-              <w:trPr>
-                <w:trHeight w:val="300"/>
-              </w:trPr>
-              <w:tc>
-                <w:tcPr>
-                  <w:tcW w:w="1720" w:type="dxa"/>
-                  <w:tcBorders>
-                    <w:top w:val="nil"/>
-                    <w:left w:val="nil"/>
-                    <w:bottom w:val="nil"/>
-                    <w:right w:val="nil"/>
-                  </w:tcBorders>
-                  <w:shd w:val="clear" w:color="auto" w:fill="auto"/>
-                  <w:noWrap/>
-                  <w:vAlign w:val="bottom"/>
-                  <w:hideMark/>
-                </w:tcPr>
-                <w:p>
-                  <w:pPr>
-                    <w:rPr>
-                      <w:rFonts w:ascii="Calibri" w:hAnsi="Calibri" w:cs="Calibri"/>
-                      <w:color w:val="000000"/>
-                      <w:sz w:val="22"/>
-                      <w:szCs w:val="22"/>
-                    </w:rPr>
-                  </w:pPr>
-                  <w:r>
-                    <w:rPr>
-                      <w:rFonts w:ascii="Calibri" w:hAnsi="Calibri" w:cs="Calibri"/>
-                      <w:color w:val="000000"/>
-                      <w:sz w:val="22"/>
-                      <w:szCs w:val="22"/>
-                    </w:rPr>
-                    <w:t>pvlsg-stclm0011</w:t>
-                  </w:r>
-                </w:p>
-              </w:tc>
-            </w:tr>
-            <w:tr>
-              <w:trPr>
-                <w:trHeight w:val="300"/>
-              </w:trPr>
-              <w:tc>
-                <w:tcPr>
-                  <w:tcW w:w="1720" w:type="dxa"/>
-                  <w:tcBorders>
-                    <w:top w:val="nil"/>
-                    <w:left w:val="nil"/>
-                    <w:bottom w:val="nil"/>
-                    <w:right w:val="nil"/>
-                  </w:tcBorders>
-                  <w:shd w:val="clear" w:color="auto" w:fill="auto"/>
-                  <w:noWrap/>
-                  <w:vAlign w:val="bottom"/>
-                  <w:hideMark/>
-                </w:tcPr>
-                <w:p>
-                  <w:pPr>
-                    <w:rPr>
-                      <w:rFonts w:ascii="Calibri" w:hAnsi="Calibri" w:cs="Calibri"/>
-                      <w:color w:val="000000"/>
-                      <w:sz w:val="22"/>
-                      <w:szCs w:val="22"/>
-                    </w:rPr>
-                  </w:pPr>
-                  <w:r>
-                    <w:rPr>
-                      <w:rFonts w:ascii="Calibri" w:hAnsi="Calibri" w:cs="Calibri"/>
-                      <w:color w:val="000000"/>
-                      <w:sz w:val="22"/>
-                      <w:szCs w:val="22"/>
-                    </w:rPr>
-                    <w:t>pslsg-efs003946</w:t>
-                  </w:r>
-                </w:p>
-              </w:tc>
-            </w:tr>
-            <w:tr>
-              <w:trPr>
-                <w:trHeight w:val="300"/>
-              </w:trPr>
-              <w:tc>
-                <w:tcPr>
-                  <w:tcW w:w="1720" w:type="dxa"/>
-                  <w:tcBorders>
-                    <w:top w:val="nil"/>
-                    <w:left w:val="nil"/>
-                    <w:bottom w:val="nil"/>
-                    <w:right w:val="nil"/>
-                  </w:tcBorders>
-                  <w:shd w:val="clear" w:color="auto" w:fill="auto"/>
-                  <w:noWrap/>
-                  <w:vAlign w:val="bottom"/>
-                  <w:hideMark/>
-                </w:tcPr>
-                <w:p>
-                  <w:pPr>
-                    <w:rPr>
-                      <w:rFonts w:ascii="Calibri" w:hAnsi="Calibri" w:cs="Calibri"/>
-                      <w:color w:val="000000"/>
-                      <w:sz w:val="22"/>
-                      <w:szCs w:val="22"/>
-                    </w:rPr>
-                  </w:pPr>
-                  <w:r>
-                    <w:rPr>
-                      <w:rFonts w:ascii="Calibri" w:hAnsi="Calibri" w:cs="Calibri"/>
-                      <w:color w:val="000000"/>
-                      <w:sz w:val="22"/>
-                      <w:szCs w:val="22"/>
-                    </w:rPr>
-                    <w:t>pslsg-efs003948</w:t>
-                  </w:r>
-                </w:p>
-              </w:tc>
-            </w:tr>
-            <w:tr>
-              <w:trPr>
-                <w:trHeight w:val="300"/>
-              </w:trPr>
-              <w:tc>
-                <w:tcPr>
-                  <w:tcW w:w="1720" w:type="dxa"/>
-                  <w:tcBorders>
-                    <w:top w:val="nil"/>
-                    <w:left w:val="nil"/>
-                    <w:bottom w:val="nil"/>
-                    <w:right w:val="nil"/>
-                  </w:tcBorders>
-                  <w:shd w:val="clear" w:color="auto" w:fill="auto"/>
-                  <w:noWrap/>
-                  <w:vAlign w:val="bottom"/>
-                  <w:hideMark/>
-                </w:tcPr>
-                <w:p>
-                  <w:pPr>
-                    <w:rPr>
-                      <w:rFonts w:ascii="Calibri" w:hAnsi="Calibri" w:cs="Calibri"/>
-                      <w:color w:val="000000"/>
-                      <w:sz w:val="22"/>
-                      <w:szCs w:val="22"/>
-                    </w:rPr>
-                  </w:pPr>
-                  <w:r>
-                    <w:rPr>
-                      <w:rFonts w:ascii="Calibri" w:hAnsi="Calibri" w:cs="Calibri"/>
-                      <w:color w:val="000000"/>
-                      <w:sz w:val="22"/>
-                      <w:szCs w:val="22"/>
-                    </w:rPr>
-                    <w:t>pslsg-efs003947</w:t>
-                  </w:r>
-                </w:p>
-              </w:tc>
-            </w:tr>
-            <w:tr>
-              <w:trPr>
-                <w:trHeight w:val="300"/>
-              </w:trPr>
-              <w:tc>
-                <w:tcPr>
-                  <w:tcW w:w="1720" w:type="dxa"/>
-                  <w:tcBorders>
-                    <w:top w:val="nil"/>
-                    <w:left w:val="nil"/>
-                    <w:bottom w:val="nil"/>
-                    <w:right w:val="nil"/>
-                  </w:tcBorders>
-                  <w:shd w:val="clear" w:color="auto" w:fill="auto"/>
-                  <w:noWrap/>
-                  <w:vAlign w:val="bottom"/>
-                  <w:hideMark/>
-                </w:tcPr>
-                <w:p>
-                  <w:pPr>
-                    <w:rPr>
-                      <w:rFonts w:ascii="Calibri" w:hAnsi="Calibri" w:cs="Calibri"/>
-                      <w:color w:val="000000"/>
-                      <w:sz w:val="22"/>
-                      <w:szCs w:val="22"/>
-                    </w:rPr>
-                  </w:pPr>
-                  <w:r>
-                    <w:rPr>
-                      <w:rFonts w:ascii="Calibri" w:hAnsi="Calibri" w:cs="Calibri"/>
-                      <w:color w:val="000000"/>
-                      <w:sz w:val="22"/>
-                      <w:szCs w:val="22"/>
-                    </w:rPr>
-                    <w:t>pvlsg-efs004159</w:t>
-                  </w:r>
-                </w:p>
-              </w:tc>
-            </w:tr>
-            <w:tr>
-              <w:trPr>
-                <w:trHeight w:val="300"/>
-              </w:trPr>
-              <w:tc>
-                <w:tcPr>
-                  <w:tcW w:w="1720" w:type="dxa"/>
-                  <w:tcBorders>
-                    <w:top w:val="nil"/>
-                    <w:left w:val="nil"/>
-                    <w:bottom w:val="nil"/>
-                    <w:right w:val="nil"/>
-                  </w:tcBorders>
-                  <w:shd w:val="clear" w:color="auto" w:fill="auto"/>
-                  <w:noWrap/>
-                  <w:vAlign w:val="bottom"/>
-                  <w:hideMark/>
-                </w:tcPr>
-                <w:p>
-                  <w:pPr>
-                    <w:rPr>
-                      <w:rFonts w:ascii="Calibri" w:hAnsi="Calibri" w:cs="Calibri"/>
-                      <w:color w:val="000000"/>
-                      <w:sz w:val="22"/>
-                      <w:szCs w:val="22"/>
-                    </w:rPr>
-                  </w:pPr>
-                  <w:r>
-                    <w:rPr>
-                      <w:rFonts w:ascii="Calibri" w:hAnsi="Calibri" w:cs="Calibri"/>
-                      <w:color w:val="000000"/>
-                      <w:sz w:val="22"/>
-                      <w:szCs w:val="22"/>
-                    </w:rPr>
-                    <w:t>pvlsg-efs002265</w:t>
-                  </w:r>
-                </w:p>
-              </w:tc>
-            </w:tr>
-            <w:tr>
-              <w:trPr>
-                <w:trHeight w:val="300"/>
-              </w:trPr>
-              <w:tc>
-                <w:tcPr>
-                  <w:tcW w:w="1720" w:type="dxa"/>
-                  <w:tcBorders>
-                    <w:top w:val="nil"/>
-                    <w:left w:val="nil"/>
-                    <w:bottom w:val="nil"/>
-                    <w:right w:val="nil"/>
-                  </w:tcBorders>
-                  <w:shd w:val="clear" w:color="auto" w:fill="auto"/>
-                  <w:noWrap/>
-                  <w:vAlign w:val="bottom"/>
-                  <w:hideMark/>
-                </w:tcPr>
-                <w:p>
-                  <w:pPr>
-                    <w:rPr>
-                      <w:rFonts w:ascii="Calibri" w:hAnsi="Calibri" w:cs="Calibri"/>
-                      <w:color w:val="000000"/>
-                      <w:sz w:val="22"/>
-                      <w:szCs w:val="22"/>
-                    </w:rPr>
-                  </w:pPr>
-                  <w:r>
-                    <w:rPr>
-                      <w:rFonts w:ascii="Calibri" w:hAnsi="Calibri" w:cs="Calibri"/>
-                      <w:color w:val="000000"/>
-                      <w:sz w:val="22"/>
-                      <w:szCs w:val="22"/>
-                    </w:rPr>
-                    <w:t>pvlsg-efs002266</w:t>
-                  </w:r>
-                </w:p>
-              </w:tc>
-            </w:tr>
-            <w:tr>
-              <w:trPr>
-                <w:trHeight w:val="300"/>
-              </w:trPr>
-              <w:tc>
-                <w:tcPr>
-                  <w:tcW w:w="1720" w:type="dxa"/>
-                  <w:tcBorders>
-                    <w:top w:val="nil"/>
-                    <w:left w:val="nil"/>
-                    <w:bottom w:val="nil"/>
-                    <w:right w:val="nil"/>
-                  </w:tcBorders>
-                  <w:shd w:val="clear" w:color="auto" w:fill="auto"/>
-                  <w:noWrap/>
-                  <w:vAlign w:val="bottom"/>
-                  <w:hideMark/>
-                </w:tcPr>
-                <w:p>
-                  <w:pPr>
-                    <w:rPr>
-                      <w:rFonts w:ascii="Calibri" w:hAnsi="Calibri" w:cs="Calibri"/>
-                      <w:color w:val="000000"/>
-                      <w:sz w:val="22"/>
-                      <w:szCs w:val="22"/>
-                    </w:rPr>
-                  </w:pPr>
-                  <w:r>
-                    <w:rPr>
-                      <w:rFonts w:ascii="Calibri" w:hAnsi="Calibri" w:cs="Calibri"/>
-                      <w:color w:val="000000"/>
-                      <w:sz w:val="22"/>
-                      <w:szCs w:val="22"/>
-                    </w:rPr>
-                    <w:t>pvlsg-clmrs0004</w:t>
-                  </w:r>
-                </w:p>
-              </w:tc>
-            </w:tr>
-            <w:tr>
-              <w:trPr>
-                <w:trHeight w:val="300"/>
-              </w:trPr>
-              <w:tc>
-                <w:tcPr>
-                  <w:tcW w:w="1720" w:type="dxa"/>
-                  <w:tcBorders>
-                    <w:top w:val="nil"/>
-                    <w:left w:val="nil"/>
-                    <w:bottom w:val="nil"/>
-                    <w:right w:val="nil"/>
-                  </w:tcBorders>
-                  <w:shd w:val="clear" w:color="auto" w:fill="auto"/>
-                  <w:noWrap/>
-                  <w:vAlign w:val="bottom"/>
-                  <w:hideMark/>
-                </w:tcPr>
-                <w:p>
-                  <w:pPr>
-                    <w:rPr>
-                      <w:rFonts w:ascii="Calibri" w:hAnsi="Calibri" w:cs="Calibri"/>
-                      <w:color w:val="000000"/>
-                      <w:sz w:val="22"/>
-                      <w:szCs w:val="22"/>
-                    </w:rPr>
-                  </w:pPr>
-                  <w:r>
-                    <w:rPr>
-                      <w:rFonts w:ascii="Calibri" w:hAnsi="Calibri" w:cs="Calibri"/>
-                      <w:color w:val="000000"/>
-                      <w:sz w:val="22"/>
-                      <w:szCs w:val="22"/>
-                    </w:rPr>
-                    <w:t>pvlsg-efs001586</w:t>
-                  </w:r>
-                </w:p>
-              </w:tc>
-            </w:tr>
-          </w:tbl>
-          <w:p>
-            <w:pPr>
-              <w:jc w:val="center"/>
-              <w:rPr>
-                <w:color w:val="000000" w:themeColor="text1"/>
-                <w:sz w:val="22"/>
-                <w:szCs w:val="22"/>
-                <w:lang w:val="en-US"/>
-              </w:rPr>
-            </w:pPr>
+          <w:p>
+            <w:r/>
+            <w:r>
+              <w:t>{{MPR_SOWA_HOSTS}}</w:t>
+            </w:r>
           </w:p>
         </w:tc>
       </w:tr>
@@ -4476,494 +3261,11 @@
           <w:tcPr>
             <w:tcW w:w="980" w:type="pct"/>
           </w:tcPr>
-          <w:tbl>
-            <w:tblPr>
-              <w:tblW w:w="2663" w:type="dxa"/>
-              <w:tblLayout w:type="fixed"/>
-              <w:tblLook w:val="04A0" w:firstRow="1" w:lastRow="0" w:firstColumn="1" w:lastColumn="0" w:noHBand="0" w:noVBand="1"/>
-            </w:tblPr>
-            <w:tblGrid>
-              <w:gridCol w:w="2663"/>
-            </w:tblGrid>
-            <w:tr>
-              <w:trPr>
-                <w:trHeight w:val="298"/>
-              </w:trPr>
-              <w:tc>
-                <w:tcPr>
-                  <w:tcW w:w="2663" w:type="dxa"/>
-                  <w:tcBorders>
-                    <w:top w:val="nil"/>
-                    <w:left w:val="nil"/>
-                    <w:bottom w:val="nil"/>
-                    <w:right w:val="nil"/>
-                  </w:tcBorders>
-                  <w:shd w:val="clear" w:color="auto" w:fill="auto"/>
-                  <w:noWrap/>
-                  <w:vAlign w:val="bottom"/>
-                  <w:hideMark/>
-                </w:tcPr>
-                <w:p>
-                  <w:pPr>
-                    <w:rPr>
-                      <w:rFonts w:ascii="Calibri" w:hAnsi="Calibri" w:cs="Calibri"/>
-                      <w:color w:val="000000"/>
-                      <w:sz w:val="22"/>
-                      <w:szCs w:val="22"/>
-                    </w:rPr>
-                  </w:pPr>
-                  <w:r>
-                    <w:rPr>
-                      <w:rFonts w:ascii="Calibri" w:hAnsi="Calibri" w:cs="Calibri"/>
-                      <w:color w:val="000000"/>
-                      <w:sz w:val="22"/>
-                      <w:szCs w:val="22"/>
-                    </w:rPr>
-                    <w:t>pvlod-efs000810</w:t>
-                  </w:r>
-                </w:p>
-              </w:tc>
-            </w:tr>
-            <w:tr>
-              <w:trPr>
-                <w:trHeight w:val="298"/>
-              </w:trPr>
-              <w:tc>
-                <w:tcPr>
-                  <w:tcW w:w="2663" w:type="dxa"/>
-                  <w:tcBorders>
-                    <w:top w:val="nil"/>
-                    <w:left w:val="nil"/>
-                    <w:bottom w:val="nil"/>
-                    <w:right w:val="nil"/>
-                  </w:tcBorders>
-                  <w:shd w:val="clear" w:color="auto" w:fill="auto"/>
-                  <w:noWrap/>
-                  <w:vAlign w:val="bottom"/>
-                  <w:hideMark/>
-                </w:tcPr>
-                <w:p>
-                  <w:pPr>
-                    <w:rPr>
-                      <w:rFonts w:ascii="Calibri" w:hAnsi="Calibri" w:cs="Calibri"/>
-                      <w:color w:val="000000"/>
-                      <w:sz w:val="22"/>
-                      <w:szCs w:val="22"/>
-                    </w:rPr>
-                  </w:pPr>
-                  <w:r>
-                    <w:rPr>
-                      <w:rFonts w:ascii="Calibri" w:hAnsi="Calibri" w:cs="Calibri"/>
-                      <w:color w:val="000000"/>
-                      <w:sz w:val="22"/>
-                      <w:szCs w:val="22"/>
-                    </w:rPr>
-                    <w:t>pvlod-efs000808</w:t>
-                  </w:r>
-                </w:p>
-              </w:tc>
-            </w:tr>
-            <w:tr>
-              <w:trPr>
-                <w:trHeight w:val="298"/>
-              </w:trPr>
-              <w:tc>
-                <w:tcPr>
-                  <w:tcW w:w="2663" w:type="dxa"/>
-                  <w:tcBorders>
-                    <w:top w:val="nil"/>
-                    <w:left w:val="nil"/>
-                    <w:bottom w:val="nil"/>
-                    <w:right w:val="nil"/>
-                  </w:tcBorders>
-                  <w:shd w:val="clear" w:color="auto" w:fill="auto"/>
-                  <w:noWrap/>
-                  <w:vAlign w:val="bottom"/>
-                  <w:hideMark/>
-                </w:tcPr>
-                <w:p>
-                  <w:pPr>
-                    <w:rPr>
-                      <w:rFonts w:ascii="Calibri" w:hAnsi="Calibri" w:cs="Calibri"/>
-                      <w:color w:val="000000"/>
-                      <w:sz w:val="22"/>
-                      <w:szCs w:val="22"/>
-                    </w:rPr>
-                  </w:pPr>
-                  <w:r>
-                    <w:rPr>
-                      <w:rFonts w:ascii="Calibri" w:hAnsi="Calibri" w:cs="Calibri"/>
-                      <w:color w:val="000000"/>
-                      <w:sz w:val="22"/>
-                      <w:szCs w:val="22"/>
-                    </w:rPr>
-                    <w:t>pslod-mvp000540</w:t>
-                  </w:r>
-                </w:p>
-              </w:tc>
-            </w:tr>
-            <w:tr>
-              <w:trPr>
-                <w:trHeight w:val="298"/>
-              </w:trPr>
-              <w:tc>
-                <w:tcPr>
-                  <w:tcW w:w="2663" w:type="dxa"/>
-                  <w:tcBorders>
-                    <w:top w:val="nil"/>
-                    <w:left w:val="nil"/>
-                    <w:bottom w:val="nil"/>
-                    <w:right w:val="nil"/>
-                  </w:tcBorders>
-                  <w:shd w:val="clear" w:color="auto" w:fill="auto"/>
-                  <w:noWrap/>
-                  <w:vAlign w:val="bottom"/>
-                  <w:hideMark/>
-                </w:tcPr>
-                <w:p>
-                  <w:pPr>
-                    <w:rPr>
-                      <w:rFonts w:ascii="Calibri" w:hAnsi="Calibri" w:cs="Calibri"/>
-                      <w:color w:val="000000"/>
-                      <w:sz w:val="22"/>
-                      <w:szCs w:val="22"/>
-                    </w:rPr>
-                  </w:pPr>
-                  <w:r>
-                    <w:rPr>
-                      <w:rFonts w:ascii="Calibri" w:hAnsi="Calibri" w:cs="Calibri"/>
-                      <w:color w:val="000000"/>
-                      <w:sz w:val="22"/>
-                      <w:szCs w:val="22"/>
-                    </w:rPr>
-                    <w:t>pslod-mvp000539</w:t>
-                  </w:r>
-                </w:p>
-              </w:tc>
-            </w:tr>
-            <w:tr>
-              <w:trPr>
-                <w:trHeight w:val="298"/>
-              </w:trPr>
-              <w:tc>
-                <w:tcPr>
-                  <w:tcW w:w="2663" w:type="dxa"/>
-                  <w:tcBorders>
-                    <w:top w:val="nil"/>
-                    <w:left w:val="nil"/>
-                    <w:bottom w:val="nil"/>
-                    <w:right w:val="nil"/>
-                  </w:tcBorders>
-                  <w:shd w:val="clear" w:color="auto" w:fill="auto"/>
-                  <w:noWrap/>
-                  <w:vAlign w:val="bottom"/>
-                  <w:hideMark/>
-                </w:tcPr>
-                <w:p>
-                  <w:pPr>
-                    <w:rPr>
-                      <w:rFonts w:ascii="Calibri" w:hAnsi="Calibri" w:cs="Calibri"/>
-                      <w:color w:val="000000"/>
-                      <w:sz w:val="22"/>
-                      <w:szCs w:val="22"/>
-                    </w:rPr>
-                  </w:pPr>
-                  <w:r>
-                    <w:rPr>
-                      <w:rFonts w:ascii="Calibri" w:hAnsi="Calibri" w:cs="Calibri"/>
-                      <w:color w:val="000000"/>
-                      <w:sz w:val="22"/>
-                      <w:szCs w:val="22"/>
-                    </w:rPr>
-                    <w:t>pslod-ubemr0012</w:t>
-                  </w:r>
-                </w:p>
-              </w:tc>
-            </w:tr>
-            <w:tr>
-              <w:trPr>
-                <w:trHeight w:val="298"/>
-              </w:trPr>
-              <w:tc>
-                <w:tcPr>
-                  <w:tcW w:w="2663" w:type="dxa"/>
-                  <w:tcBorders>
-                    <w:top w:val="nil"/>
-                    <w:left w:val="nil"/>
-                    <w:bottom w:val="nil"/>
-                    <w:right w:val="nil"/>
-                  </w:tcBorders>
-                  <w:shd w:val="clear" w:color="auto" w:fill="auto"/>
-                  <w:noWrap/>
-                  <w:vAlign w:val="bottom"/>
-                  <w:hideMark/>
-                </w:tcPr>
-                <w:p>
-                  <w:pPr>
-                    <w:rPr>
-                      <w:rFonts w:ascii="Calibri" w:hAnsi="Calibri" w:cs="Calibri"/>
-                      <w:color w:val="000000"/>
-                      <w:sz w:val="22"/>
-                      <w:szCs w:val="22"/>
-                    </w:rPr>
-                  </w:pPr>
-                  <w:r>
-                    <w:rPr>
-                      <w:rFonts w:ascii="Calibri" w:hAnsi="Calibri" w:cs="Calibri"/>
-                      <w:color w:val="000000"/>
-                      <w:sz w:val="22"/>
-                      <w:szCs w:val="22"/>
-                    </w:rPr>
-                    <w:t>pslod-ubemr0011</w:t>
-                  </w:r>
-                </w:p>
-              </w:tc>
-            </w:tr>
-            <w:tr>
-              <w:trPr>
-                <w:trHeight w:val="298"/>
-              </w:trPr>
-              <w:tc>
-                <w:tcPr>
-                  <w:tcW w:w="2663" w:type="dxa"/>
-                  <w:tcBorders>
-                    <w:top w:val="nil"/>
-                    <w:left w:val="nil"/>
-                    <w:bottom w:val="nil"/>
-                    <w:right w:val="nil"/>
-                  </w:tcBorders>
-                  <w:shd w:val="clear" w:color="auto" w:fill="auto"/>
-                  <w:noWrap/>
-                  <w:vAlign w:val="bottom"/>
-                  <w:hideMark/>
-                </w:tcPr>
-                <w:p>
-                  <w:pPr>
-                    <w:rPr>
-                      <w:rFonts w:ascii="Calibri" w:hAnsi="Calibri" w:cs="Calibri"/>
-                      <w:color w:val="000000"/>
-                      <w:sz w:val="22"/>
-                      <w:szCs w:val="22"/>
-                    </w:rPr>
-                  </w:pPr>
-                  <w:r>
-                    <w:rPr>
-                      <w:rFonts w:ascii="Calibri" w:hAnsi="Calibri" w:cs="Calibri"/>
-                      <w:color w:val="000000"/>
-                      <w:sz w:val="22"/>
-                      <w:szCs w:val="22"/>
-                    </w:rPr>
-                    <w:t>pslod-ubemr0003</w:t>
-                  </w:r>
-                </w:p>
-              </w:tc>
-            </w:tr>
-            <w:tr>
-              <w:trPr>
-                <w:trHeight w:val="298"/>
-              </w:trPr>
-              <w:tc>
-                <w:tcPr>
-                  <w:tcW w:w="2663" w:type="dxa"/>
-                  <w:tcBorders>
-                    <w:top w:val="nil"/>
-                    <w:left w:val="nil"/>
-                    <w:bottom w:val="nil"/>
-                    <w:right w:val="nil"/>
-                  </w:tcBorders>
-                  <w:shd w:val="clear" w:color="auto" w:fill="auto"/>
-                  <w:noWrap/>
-                  <w:vAlign w:val="bottom"/>
-                  <w:hideMark/>
-                </w:tcPr>
-                <w:p>
-                  <w:pPr>
-                    <w:rPr>
-                      <w:rFonts w:ascii="Calibri" w:hAnsi="Calibri" w:cs="Calibri"/>
-                      <w:color w:val="000000"/>
-                      <w:sz w:val="22"/>
-                      <w:szCs w:val="22"/>
-                    </w:rPr>
-                  </w:pPr>
-                  <w:r>
-                    <w:rPr>
-                      <w:rFonts w:ascii="Calibri" w:hAnsi="Calibri" w:cs="Calibri"/>
-                      <w:color w:val="000000"/>
-                      <w:sz w:val="22"/>
-                      <w:szCs w:val="22"/>
-                    </w:rPr>
-                    <w:t>pslod-ubemr0002</w:t>
-                  </w:r>
-                </w:p>
-              </w:tc>
-            </w:tr>
-            <w:tr>
-              <w:trPr>
-                <w:trHeight w:val="298"/>
-              </w:trPr>
-              <w:tc>
-                <w:tcPr>
-                  <w:tcW w:w="2663" w:type="dxa"/>
-                  <w:tcBorders>
-                    <w:top w:val="nil"/>
-                    <w:left w:val="nil"/>
-                    <w:bottom w:val="nil"/>
-                    <w:right w:val="nil"/>
-                  </w:tcBorders>
-                  <w:shd w:val="clear" w:color="auto" w:fill="auto"/>
-                  <w:noWrap/>
-                  <w:vAlign w:val="bottom"/>
-                  <w:hideMark/>
-                </w:tcPr>
-                <w:p>
-                  <w:pPr>
-                    <w:rPr>
-                      <w:rFonts w:ascii="Calibri" w:hAnsi="Calibri" w:cs="Calibri"/>
-                      <w:color w:val="000000"/>
-                      <w:sz w:val="22"/>
-                      <w:szCs w:val="22"/>
-                    </w:rPr>
-                  </w:pPr>
-                  <w:r>
-                    <w:rPr>
-                      <w:rFonts w:ascii="Calibri" w:hAnsi="Calibri" w:cs="Calibri"/>
-                      <w:color w:val="000000"/>
-                      <w:sz w:val="22"/>
-                      <w:szCs w:val="22"/>
-                    </w:rPr>
-                    <w:t>pvlod-ubemr0009</w:t>
-                  </w:r>
-                </w:p>
-              </w:tc>
-            </w:tr>
-            <w:tr>
-              <w:trPr>
-                <w:trHeight w:val="298"/>
-              </w:trPr>
-              <w:tc>
-                <w:tcPr>
-                  <w:tcW w:w="2663" w:type="dxa"/>
-                  <w:tcBorders>
-                    <w:top w:val="nil"/>
-                    <w:left w:val="nil"/>
-                    <w:bottom w:val="nil"/>
-                    <w:right w:val="nil"/>
-                  </w:tcBorders>
-                  <w:shd w:val="clear" w:color="auto" w:fill="auto"/>
-                  <w:noWrap/>
-                  <w:vAlign w:val="bottom"/>
-                  <w:hideMark/>
-                </w:tcPr>
-                <w:p>
-                  <w:pPr>
-                    <w:rPr>
-                      <w:rFonts w:ascii="Calibri" w:hAnsi="Calibri" w:cs="Calibri"/>
-                      <w:color w:val="000000"/>
-                      <w:sz w:val="22"/>
-                      <w:szCs w:val="22"/>
-                    </w:rPr>
-                  </w:pPr>
-                  <w:r>
-                    <w:rPr>
-                      <w:rFonts w:ascii="Calibri" w:hAnsi="Calibri" w:cs="Calibri"/>
-                      <w:color w:val="000000"/>
-                      <w:sz w:val="22"/>
-                      <w:szCs w:val="22"/>
-                    </w:rPr>
-                    <w:t>pvlod-ubemr0007</w:t>
-                  </w:r>
-                </w:p>
-              </w:tc>
-            </w:tr>
-            <w:tr>
-              <w:trPr>
-                <w:trHeight w:val="298"/>
-              </w:trPr>
-              <w:tc>
-                <w:tcPr>
-                  <w:tcW w:w="2663" w:type="dxa"/>
-                  <w:tcBorders>
-                    <w:top w:val="nil"/>
-                    <w:left w:val="nil"/>
-                    <w:bottom w:val="nil"/>
-                    <w:right w:val="nil"/>
-                  </w:tcBorders>
-                  <w:shd w:val="clear" w:color="auto" w:fill="auto"/>
-                  <w:noWrap/>
-                  <w:vAlign w:val="bottom"/>
-                  <w:hideMark/>
-                </w:tcPr>
-                <w:p>
-                  <w:pPr>
-                    <w:rPr>
-                      <w:rFonts w:ascii="Calibri" w:hAnsi="Calibri" w:cs="Calibri"/>
-                      <w:color w:val="000000"/>
-                      <w:sz w:val="22"/>
-                      <w:szCs w:val="22"/>
-                    </w:rPr>
-                  </w:pPr>
-                  <w:r>
-                    <w:rPr>
-                      <w:rFonts w:ascii="Calibri" w:hAnsi="Calibri" w:cs="Calibri"/>
-                      <w:color w:val="000000"/>
-                      <w:sz w:val="22"/>
-                      <w:szCs w:val="22"/>
-                    </w:rPr>
-                    <w:t>pvlod-ubemr0003</w:t>
-                  </w:r>
-                </w:p>
-              </w:tc>
-            </w:tr>
-            <w:tr>
-              <w:trPr>
-                <w:trHeight w:val="80"/>
-              </w:trPr>
-              <w:tc>
-                <w:tcPr>
-                  <w:tcW w:w="2663" w:type="dxa"/>
-                  <w:tcBorders>
-                    <w:top w:val="nil"/>
-                    <w:left w:val="nil"/>
-                    <w:bottom w:val="nil"/>
-                    <w:right w:val="nil"/>
-                  </w:tcBorders>
-                  <w:shd w:val="clear" w:color="auto" w:fill="auto"/>
-                  <w:noWrap/>
-                  <w:vAlign w:val="bottom"/>
-                  <w:hideMark/>
-                </w:tcPr>
-                <w:p>
-                  <w:pPr>
-                    <w:rPr>
-                      <w:rFonts w:ascii="Calibri" w:hAnsi="Calibri" w:cs="Calibri"/>
-                      <w:color w:val="000000"/>
-                      <w:sz w:val="22"/>
-                      <w:szCs w:val="22"/>
-                    </w:rPr>
-                  </w:pPr>
-                  <w:r>
-                    <w:rPr>
-                      <w:rFonts w:ascii="Calibri" w:hAnsi="Calibri" w:cs="Calibri"/>
-                      <w:color w:val="000000"/>
-                      <w:sz w:val="22"/>
-                      <w:szCs w:val="22"/>
-                    </w:rPr>
-                    <w:t>pvlod-ubemr0001</w:t>
-                  </w:r>
-                </w:p>
-              </w:tc>
-            </w:tr>
-          </w:tbl>
-          <w:p>
-            <w:pPr>
-              <w:jc w:val="center"/>
-              <w:rPr>
-                <w:color w:val="000000" w:themeColor="text1"/>
-                <w:sz w:val="22"/>
-                <w:szCs w:val="22"/>
-                <w:lang w:val="en-US"/>
-              </w:rPr>
-            </w:pPr>
+          <w:p>
+            <w:r/>
+            <w:r>
+              <w:t>{{MPR_POSTGRES_HOSTS}}</w:t>
+            </w:r>
           </w:p>
         </w:tc>
       </w:tr>
@@ -5943,769 +4245,11 @@
           <w:tcPr>
             <w:tcW w:w="980" w:type="pct"/>
           </w:tcPr>
-          <w:tbl>
-            <w:tblPr>
-              <w:tblW w:w="2440" w:type="dxa"/>
-              <w:tblLayout w:type="fixed"/>
-              <w:tblLook w:val="04A0" w:firstRow="1" w:lastRow="0" w:firstColumn="1" w:lastColumn="0" w:noHBand="0" w:noVBand="1"/>
-            </w:tblPr>
-            <w:tblGrid>
-              <w:gridCol w:w="2440"/>
-            </w:tblGrid>
-            <w:tr>
-              <w:trPr>
-                <w:trHeight w:val="300"/>
-              </w:trPr>
-              <w:tc>
-                <w:tcPr>
-                  <w:tcW w:w="2440" w:type="dxa"/>
-                  <w:tcBorders>
-                    <w:top w:val="nil"/>
-                    <w:left w:val="nil"/>
-                    <w:bottom w:val="nil"/>
-                    <w:right w:val="nil"/>
-                  </w:tcBorders>
-                  <w:shd w:val="clear" w:color="auto" w:fill="auto"/>
-                  <w:noWrap/>
-                  <w:vAlign w:val="bottom"/>
-                  <w:hideMark/>
-                </w:tcPr>
-                <w:p>
-                  <w:pPr>
-                    <w:rPr>
-                      <w:rFonts w:ascii="Calibri" w:hAnsi="Calibri" w:cs="Calibri"/>
-                      <w:color w:val="000000"/>
-                      <w:sz w:val="22"/>
-                      <w:szCs w:val="22"/>
-                    </w:rPr>
-                  </w:pPr>
-                  <w:r>
-                    <w:rPr>
-                      <w:rFonts w:ascii="Calibri" w:hAnsi="Calibri" w:cs="Calibri"/>
-                      <w:color w:val="000000"/>
-                      <w:sz w:val="22"/>
-                      <w:szCs w:val="22"/>
-                    </w:rPr>
-                    <w:t>pvlsw-efs002307</w:t>
-                  </w:r>
-                </w:p>
-              </w:tc>
-            </w:tr>
-            <w:tr>
-              <w:trPr>
-                <w:trHeight w:val="300"/>
-              </w:trPr>
-              <w:tc>
-                <w:tcPr>
-                  <w:tcW w:w="2440" w:type="dxa"/>
-                  <w:tcBorders>
-                    <w:top w:val="nil"/>
-                    <w:left w:val="nil"/>
-                    <w:bottom w:val="nil"/>
-                    <w:right w:val="nil"/>
-                  </w:tcBorders>
-                  <w:shd w:val="clear" w:color="auto" w:fill="auto"/>
-                  <w:noWrap/>
-                  <w:vAlign w:val="bottom"/>
-                  <w:hideMark/>
-                </w:tcPr>
-                <w:p>
-                  <w:pPr>
-                    <w:rPr>
-                      <w:rFonts w:ascii="Calibri" w:hAnsi="Calibri" w:cs="Calibri"/>
-                      <w:color w:val="000000"/>
-                      <w:sz w:val="22"/>
-                      <w:szCs w:val="22"/>
-                    </w:rPr>
-                  </w:pPr>
-                  <w:r>
-                    <w:rPr>
-                      <w:rFonts w:ascii="Calibri" w:hAnsi="Calibri" w:cs="Calibri"/>
-                      <w:color w:val="000000"/>
-                      <w:sz w:val="22"/>
-                      <w:szCs w:val="22"/>
-                    </w:rPr>
-                    <w:t>pvlsw-efs002305</w:t>
-                  </w:r>
-                </w:p>
-              </w:tc>
-            </w:tr>
-            <w:tr>
-              <w:trPr>
-                <w:trHeight w:val="300"/>
-              </w:trPr>
-              <w:tc>
-                <w:tcPr>
-                  <w:tcW w:w="2440" w:type="dxa"/>
-                  <w:tcBorders>
-                    <w:top w:val="nil"/>
-                    <w:left w:val="nil"/>
-                    <w:bottom w:val="nil"/>
-                    <w:right w:val="nil"/>
-                  </w:tcBorders>
-                  <w:shd w:val="clear" w:color="auto" w:fill="auto"/>
-                  <w:noWrap/>
-                  <w:vAlign w:val="bottom"/>
-                  <w:hideMark/>
-                </w:tcPr>
-                <w:p>
-                  <w:pPr>
-                    <w:rPr>
-                      <w:rFonts w:ascii="Calibri" w:hAnsi="Calibri" w:cs="Calibri"/>
-                      <w:color w:val="000000"/>
-                      <w:sz w:val="22"/>
-                      <w:szCs w:val="22"/>
-                    </w:rPr>
-                  </w:pPr>
-                  <w:r>
-                    <w:rPr>
-                      <w:rFonts w:ascii="Calibri" w:hAnsi="Calibri" w:cs="Calibri"/>
-                      <w:color w:val="000000"/>
-                      <w:sz w:val="22"/>
-                      <w:szCs w:val="22"/>
-                    </w:rPr>
-                    <w:t>pvlow-efs003646</w:t>
-                  </w:r>
-                </w:p>
-              </w:tc>
-            </w:tr>
-            <w:tr>
-              <w:trPr>
-                <w:trHeight w:val="300"/>
-              </w:trPr>
-              <w:tc>
-                <w:tcPr>
-                  <w:tcW w:w="2440" w:type="dxa"/>
-                  <w:tcBorders>
-                    <w:top w:val="nil"/>
-                    <w:left w:val="nil"/>
-                    <w:bottom w:val="nil"/>
-                    <w:right w:val="nil"/>
-                  </w:tcBorders>
-                  <w:shd w:val="clear" w:color="auto" w:fill="auto"/>
-                  <w:noWrap/>
-                  <w:vAlign w:val="bottom"/>
-                  <w:hideMark/>
-                </w:tcPr>
-                <w:p>
-                  <w:pPr>
-                    <w:rPr>
-                      <w:rFonts w:ascii="Calibri" w:hAnsi="Calibri" w:cs="Calibri"/>
-                      <w:color w:val="000000"/>
-                      <w:sz w:val="22"/>
-                      <w:szCs w:val="22"/>
-                    </w:rPr>
-                  </w:pPr>
-                  <w:r>
-                    <w:rPr>
-                      <w:rFonts w:ascii="Calibri" w:hAnsi="Calibri" w:cs="Calibri"/>
-                      <w:color w:val="000000"/>
-                      <w:sz w:val="22"/>
-                      <w:szCs w:val="22"/>
-                    </w:rPr>
-                    <w:t>pvlsw-efs000299</w:t>
-                  </w:r>
-                </w:p>
-              </w:tc>
-            </w:tr>
-            <w:tr>
-              <w:trPr>
-                <w:trHeight w:val="300"/>
-              </w:trPr>
-              <w:tc>
-                <w:tcPr>
-                  <w:tcW w:w="2440" w:type="dxa"/>
-                  <w:tcBorders>
-                    <w:top w:val="nil"/>
-                    <w:left w:val="nil"/>
-                    <w:bottom w:val="nil"/>
-                    <w:right w:val="nil"/>
-                  </w:tcBorders>
-                  <w:shd w:val="clear" w:color="auto" w:fill="auto"/>
-                  <w:noWrap/>
-                  <w:vAlign w:val="bottom"/>
-                  <w:hideMark/>
-                </w:tcPr>
-                <w:p>
-                  <w:pPr>
-                    <w:rPr>
-                      <w:rFonts w:ascii="Calibri" w:hAnsi="Calibri" w:cs="Calibri"/>
-                      <w:color w:val="000000"/>
-                      <w:sz w:val="22"/>
-                      <w:szCs w:val="22"/>
-                    </w:rPr>
-                  </w:pPr>
-                  <w:r>
-                    <w:rPr>
-                      <w:rFonts w:ascii="Calibri" w:hAnsi="Calibri" w:cs="Calibri"/>
-                      <w:color w:val="000000"/>
-                      <w:sz w:val="22"/>
-                      <w:szCs w:val="22"/>
-                    </w:rPr>
-                    <w:t>pslow-efs000669</w:t>
-                  </w:r>
-                </w:p>
-              </w:tc>
-            </w:tr>
-            <w:tr>
-              <w:trPr>
-                <w:trHeight w:val="300"/>
-              </w:trPr>
-              <w:tc>
-                <w:tcPr>
-                  <w:tcW w:w="2440" w:type="dxa"/>
-                  <w:tcBorders>
-                    <w:top w:val="nil"/>
-                    <w:left w:val="nil"/>
-                    <w:bottom w:val="nil"/>
-                    <w:right w:val="nil"/>
-                  </w:tcBorders>
-                  <w:shd w:val="clear" w:color="auto" w:fill="auto"/>
-                  <w:noWrap/>
-                  <w:vAlign w:val="bottom"/>
-                  <w:hideMark/>
-                </w:tcPr>
-                <w:p>
-                  <w:pPr>
-                    <w:rPr>
-                      <w:rFonts w:ascii="Calibri" w:hAnsi="Calibri" w:cs="Calibri"/>
-                      <w:color w:val="000000"/>
-                      <w:sz w:val="22"/>
-                      <w:szCs w:val="22"/>
-                    </w:rPr>
-                  </w:pPr>
-                  <w:r>
-                    <w:rPr>
-                      <w:rFonts w:ascii="Calibri" w:hAnsi="Calibri" w:cs="Calibri"/>
-                      <w:color w:val="000000"/>
-                      <w:sz w:val="22"/>
-                      <w:szCs w:val="22"/>
-                    </w:rPr>
-                    <w:t>pslow-efs000668</w:t>
-                  </w:r>
-                </w:p>
-              </w:tc>
-            </w:tr>
-            <w:tr>
-              <w:trPr>
-                <w:trHeight w:val="300"/>
-              </w:trPr>
-              <w:tc>
-                <w:tcPr>
-                  <w:tcW w:w="2440" w:type="dxa"/>
-                  <w:tcBorders>
-                    <w:top w:val="nil"/>
-                    <w:left w:val="nil"/>
-                    <w:bottom w:val="nil"/>
-                    <w:right w:val="nil"/>
-                  </w:tcBorders>
-                  <w:shd w:val="clear" w:color="auto" w:fill="auto"/>
-                  <w:noWrap/>
-                  <w:vAlign w:val="bottom"/>
-                  <w:hideMark/>
-                </w:tcPr>
-                <w:p>
-                  <w:pPr>
-                    <w:rPr>
-                      <w:rFonts w:ascii="Calibri" w:hAnsi="Calibri" w:cs="Calibri"/>
-                      <w:color w:val="000000"/>
-                      <w:sz w:val="22"/>
-                      <w:szCs w:val="22"/>
-                    </w:rPr>
-                  </w:pPr>
-                  <w:r>
-                    <w:rPr>
-                      <w:rFonts w:ascii="Calibri" w:hAnsi="Calibri" w:cs="Calibri"/>
-                      <w:color w:val="000000"/>
-                      <w:sz w:val="22"/>
-                      <w:szCs w:val="22"/>
-                    </w:rPr>
-                    <w:t>pslsw-efs000565</w:t>
-                  </w:r>
-                </w:p>
-              </w:tc>
-            </w:tr>
-            <w:tr>
-              <w:trPr>
-                <w:trHeight w:val="300"/>
-              </w:trPr>
-              <w:tc>
-                <w:tcPr>
-                  <w:tcW w:w="2440" w:type="dxa"/>
-                  <w:tcBorders>
-                    <w:top w:val="nil"/>
-                    <w:left w:val="nil"/>
-                    <w:bottom w:val="nil"/>
-                    <w:right w:val="nil"/>
-                  </w:tcBorders>
-                  <w:shd w:val="clear" w:color="auto" w:fill="auto"/>
-                  <w:noWrap/>
-                  <w:vAlign w:val="bottom"/>
-                  <w:hideMark/>
-                </w:tcPr>
-                <w:p>
-                  <w:pPr>
-                    <w:rPr>
-                      <w:rFonts w:ascii="Calibri" w:hAnsi="Calibri" w:cs="Calibri"/>
-                      <w:color w:val="000000"/>
-                      <w:sz w:val="22"/>
-                      <w:szCs w:val="22"/>
-                    </w:rPr>
-                  </w:pPr>
-                  <w:r>
-                    <w:rPr>
-                      <w:rFonts w:ascii="Calibri" w:hAnsi="Calibri" w:cs="Calibri"/>
-                      <w:color w:val="000000"/>
-                      <w:sz w:val="22"/>
-                      <w:szCs w:val="22"/>
-                    </w:rPr>
-                    <w:t>pslsw-efs000563</w:t>
-                  </w:r>
-                </w:p>
-              </w:tc>
-            </w:tr>
-            <w:tr>
-              <w:trPr>
-                <w:trHeight w:val="300"/>
-              </w:trPr>
-              <w:tc>
-                <w:tcPr>
-                  <w:tcW w:w="2440" w:type="dxa"/>
-                  <w:tcBorders>
-                    <w:top w:val="nil"/>
-                    <w:left w:val="nil"/>
-                    <w:bottom w:val="nil"/>
-                    <w:right w:val="nil"/>
-                  </w:tcBorders>
-                  <w:shd w:val="clear" w:color="auto" w:fill="auto"/>
-                  <w:noWrap/>
-                  <w:vAlign w:val="bottom"/>
-                  <w:hideMark/>
-                </w:tcPr>
-                <w:p>
-                  <w:pPr>
-                    <w:rPr>
-                      <w:rFonts w:ascii="Calibri" w:hAnsi="Calibri" w:cs="Calibri"/>
-                      <w:color w:val="000000"/>
-                      <w:sz w:val="22"/>
-                      <w:szCs w:val="22"/>
-                    </w:rPr>
-                  </w:pPr>
-                  <w:r>
-                    <w:rPr>
-                      <w:rFonts w:ascii="Calibri" w:hAnsi="Calibri" w:cs="Calibri"/>
-                      <w:color w:val="000000"/>
-                      <w:sz w:val="22"/>
-                      <w:szCs w:val="22"/>
-                    </w:rPr>
-                    <w:t>pvlow-efs001318</w:t>
-                  </w:r>
-                </w:p>
-              </w:tc>
-            </w:tr>
-            <w:tr>
-              <w:trPr>
-                <w:trHeight w:val="300"/>
-              </w:trPr>
-              <w:tc>
-                <w:tcPr>
-                  <w:tcW w:w="2440" w:type="dxa"/>
-                  <w:tcBorders>
-                    <w:top w:val="nil"/>
-                    <w:left w:val="nil"/>
-                    <w:bottom w:val="nil"/>
-                    <w:right w:val="nil"/>
-                  </w:tcBorders>
-                  <w:shd w:val="clear" w:color="auto" w:fill="auto"/>
-                  <w:noWrap/>
-                  <w:vAlign w:val="bottom"/>
-                  <w:hideMark/>
-                </w:tcPr>
-                <w:p>
-                  <w:pPr>
-                    <w:rPr>
-                      <w:rFonts w:ascii="Calibri" w:hAnsi="Calibri" w:cs="Calibri"/>
-                      <w:color w:val="000000"/>
-                      <w:sz w:val="22"/>
-                      <w:szCs w:val="22"/>
-                    </w:rPr>
-                  </w:pPr>
-                  <w:r>
-                    <w:rPr>
-                      <w:rFonts w:ascii="Calibri" w:hAnsi="Calibri" w:cs="Calibri"/>
-                      <w:color w:val="000000"/>
-                      <w:sz w:val="22"/>
-                      <w:szCs w:val="22"/>
-                    </w:rPr>
-                    <w:t>pvlsw-efs000899</w:t>
-                  </w:r>
-                </w:p>
-              </w:tc>
-            </w:tr>
-            <w:tr>
-              <w:trPr>
-                <w:trHeight w:val="300"/>
-              </w:trPr>
-              <w:tc>
-                <w:tcPr>
-                  <w:tcW w:w="2440" w:type="dxa"/>
-                  <w:tcBorders>
-                    <w:top w:val="nil"/>
-                    <w:left w:val="nil"/>
-                    <w:bottom w:val="nil"/>
-                    <w:right w:val="nil"/>
-                  </w:tcBorders>
-                  <w:shd w:val="clear" w:color="auto" w:fill="auto"/>
-                  <w:noWrap/>
-                  <w:vAlign w:val="bottom"/>
-                  <w:hideMark/>
-                </w:tcPr>
-                <w:p>
-                  <w:pPr>
-                    <w:rPr>
-                      <w:rFonts w:ascii="Calibri" w:hAnsi="Calibri" w:cs="Calibri"/>
-                      <w:color w:val="000000"/>
-                      <w:sz w:val="22"/>
-                      <w:szCs w:val="22"/>
-                    </w:rPr>
-                  </w:pPr>
-                  <w:r>
-                    <w:rPr>
-                      <w:rFonts w:ascii="Calibri" w:hAnsi="Calibri" w:cs="Calibri"/>
-                      <w:color w:val="000000"/>
-                      <w:sz w:val="22"/>
-                      <w:szCs w:val="22"/>
-                    </w:rPr>
-                    <w:t>pvlsw-efs000356</w:t>
-                  </w:r>
-                </w:p>
-              </w:tc>
-            </w:tr>
-            <w:tr>
-              <w:trPr>
-                <w:trHeight w:val="300"/>
-              </w:trPr>
-              <w:tc>
-                <w:tcPr>
-                  <w:tcW w:w="2440" w:type="dxa"/>
-                  <w:tcBorders>
-                    <w:top w:val="nil"/>
-                    <w:left w:val="nil"/>
-                    <w:bottom w:val="nil"/>
-                    <w:right w:val="nil"/>
-                  </w:tcBorders>
-                  <w:shd w:val="clear" w:color="auto" w:fill="auto"/>
-                  <w:noWrap/>
-                  <w:vAlign w:val="bottom"/>
-                  <w:hideMark/>
-                </w:tcPr>
-                <w:p>
-                  <w:pPr>
-                    <w:rPr>
-                      <w:rFonts w:ascii="Calibri" w:hAnsi="Calibri" w:cs="Calibri"/>
-                      <w:color w:val="000000"/>
-                      <w:sz w:val="22"/>
-                      <w:szCs w:val="22"/>
-                    </w:rPr>
-                  </w:pPr>
-                  <w:r>
-                    <w:rPr>
-                      <w:rFonts w:ascii="Calibri" w:hAnsi="Calibri" w:cs="Calibri"/>
-                      <w:color w:val="000000"/>
-                      <w:sz w:val="22"/>
-                      <w:szCs w:val="22"/>
-                    </w:rPr>
-                    <w:t>pvlaw-efs000017</w:t>
-                  </w:r>
-                </w:p>
-              </w:tc>
-            </w:tr>
-            <w:tr>
-              <w:trPr>
-                <w:trHeight w:val="300"/>
-              </w:trPr>
-              <w:tc>
-                <w:tcPr>
-                  <w:tcW w:w="2440" w:type="dxa"/>
-                  <w:tcBorders>
-                    <w:top w:val="nil"/>
-                    <w:left w:val="nil"/>
-                    <w:bottom w:val="nil"/>
-                    <w:right w:val="nil"/>
-                  </w:tcBorders>
-                  <w:shd w:val="clear" w:color="auto" w:fill="auto"/>
-                  <w:noWrap/>
-                  <w:vAlign w:val="bottom"/>
-                  <w:hideMark/>
-                </w:tcPr>
-                <w:p>
-                  <w:pPr>
-                    <w:rPr>
-                      <w:rFonts w:ascii="Calibri" w:hAnsi="Calibri" w:cs="Calibri"/>
-                      <w:color w:val="000000"/>
-                      <w:sz w:val="22"/>
-                      <w:szCs w:val="22"/>
-                    </w:rPr>
-                  </w:pPr>
-                  <w:r>
-                    <w:rPr>
-                      <w:rFonts w:ascii="Calibri" w:hAnsi="Calibri" w:cs="Calibri"/>
-                      <w:color w:val="000000"/>
-                      <w:sz w:val="22"/>
-                      <w:szCs w:val="22"/>
-                    </w:rPr>
-                    <w:t>pslow-efs000593</w:t>
-                  </w:r>
-                </w:p>
-              </w:tc>
-            </w:tr>
-            <w:tr>
-              <w:trPr>
-                <w:trHeight w:val="300"/>
-              </w:trPr>
-              <w:tc>
-                <w:tcPr>
-                  <w:tcW w:w="2440" w:type="dxa"/>
-                  <w:tcBorders>
-                    <w:top w:val="nil"/>
-                    <w:left w:val="nil"/>
-                    <w:bottom w:val="nil"/>
-                    <w:right w:val="nil"/>
-                  </w:tcBorders>
-                  <w:shd w:val="clear" w:color="auto" w:fill="auto"/>
-                  <w:noWrap/>
-                  <w:vAlign w:val="bottom"/>
-                  <w:hideMark/>
-                </w:tcPr>
-                <w:p>
-                  <w:pPr>
-                    <w:rPr>
-                      <w:rFonts w:ascii="Calibri" w:hAnsi="Calibri" w:cs="Calibri"/>
-                      <w:color w:val="000000"/>
-                      <w:sz w:val="22"/>
-                      <w:szCs w:val="22"/>
-                    </w:rPr>
-                  </w:pPr>
-                  <w:r>
-                    <w:rPr>
-                      <w:rFonts w:ascii="Calibri" w:hAnsi="Calibri" w:cs="Calibri"/>
-                      <w:color w:val="000000"/>
-                      <w:sz w:val="22"/>
-                      <w:szCs w:val="22"/>
-                    </w:rPr>
-                    <w:t>pslow-efs000522</w:t>
-                  </w:r>
-                </w:p>
-              </w:tc>
-            </w:tr>
-            <w:tr>
-              <w:trPr>
-                <w:trHeight w:val="300"/>
-              </w:trPr>
-              <w:tc>
-                <w:tcPr>
-                  <w:tcW w:w="2440" w:type="dxa"/>
-                  <w:tcBorders>
-                    <w:top w:val="nil"/>
-                    <w:left w:val="nil"/>
-                    <w:bottom w:val="nil"/>
-                    <w:right w:val="nil"/>
-                  </w:tcBorders>
-                  <w:shd w:val="clear" w:color="auto" w:fill="auto"/>
-                  <w:noWrap/>
-                  <w:vAlign w:val="bottom"/>
-                  <w:hideMark/>
-                </w:tcPr>
-                <w:p>
-                  <w:pPr>
-                    <w:rPr>
-                      <w:rFonts w:ascii="Calibri" w:hAnsi="Calibri" w:cs="Calibri"/>
-                      <w:color w:val="000000"/>
-                      <w:sz w:val="22"/>
-                      <w:szCs w:val="22"/>
-                    </w:rPr>
-                  </w:pPr>
-                  <w:r>
-                    <w:rPr>
-                      <w:rFonts w:ascii="Calibri" w:hAnsi="Calibri" w:cs="Calibri"/>
-                      <w:color w:val="000000"/>
-                      <w:sz w:val="22"/>
-                      <w:szCs w:val="22"/>
-                    </w:rPr>
-                    <w:t>pslow-efs000520</w:t>
-                  </w:r>
-                </w:p>
-              </w:tc>
-            </w:tr>
-            <w:tr>
-              <w:trPr>
-                <w:trHeight w:val="300"/>
-              </w:trPr>
-              <w:tc>
-                <w:tcPr>
-                  <w:tcW w:w="2440" w:type="dxa"/>
-                  <w:tcBorders>
-                    <w:top w:val="nil"/>
-                    <w:left w:val="nil"/>
-                    <w:bottom w:val="nil"/>
-                    <w:right w:val="nil"/>
-                  </w:tcBorders>
-                  <w:shd w:val="clear" w:color="auto" w:fill="auto"/>
-                  <w:noWrap/>
-                  <w:vAlign w:val="bottom"/>
-                  <w:hideMark/>
-                </w:tcPr>
-                <w:p>
-                  <w:pPr>
-                    <w:rPr>
-                      <w:rFonts w:ascii="Calibri" w:hAnsi="Calibri" w:cs="Calibri"/>
-                      <w:color w:val="000000"/>
-                      <w:sz w:val="22"/>
-                      <w:szCs w:val="22"/>
-                    </w:rPr>
-                  </w:pPr>
-                  <w:r>
-                    <w:rPr>
-                      <w:rFonts w:ascii="Calibri" w:hAnsi="Calibri" w:cs="Calibri"/>
-                      <w:color w:val="000000"/>
-                      <w:sz w:val="22"/>
-                      <w:szCs w:val="22"/>
-                    </w:rPr>
-                    <w:t>pslsw-aiplf0002</w:t>
-                  </w:r>
-                </w:p>
-              </w:tc>
-            </w:tr>
-            <w:tr>
-              <w:trPr>
-                <w:trHeight w:val="300"/>
-              </w:trPr>
-              <w:tc>
-                <w:tcPr>
-                  <w:tcW w:w="2440" w:type="dxa"/>
-                  <w:tcBorders>
-                    <w:top w:val="nil"/>
-                    <w:left w:val="nil"/>
-                    <w:bottom w:val="nil"/>
-                    <w:right w:val="nil"/>
-                  </w:tcBorders>
-                  <w:shd w:val="clear" w:color="auto" w:fill="auto"/>
-                  <w:noWrap/>
-                  <w:vAlign w:val="bottom"/>
-                  <w:hideMark/>
-                </w:tcPr>
-                <w:p>
-                  <w:pPr>
-                    <w:rPr>
-                      <w:rFonts w:ascii="Calibri" w:hAnsi="Calibri" w:cs="Calibri"/>
-                      <w:color w:val="000000"/>
-                      <w:sz w:val="22"/>
-                      <w:szCs w:val="22"/>
-                    </w:rPr>
-                  </w:pPr>
-                  <w:r>
-                    <w:rPr>
-                      <w:rFonts w:ascii="Calibri" w:hAnsi="Calibri" w:cs="Calibri"/>
-                      <w:color w:val="000000"/>
-                      <w:sz w:val="22"/>
-                      <w:szCs w:val="22"/>
-                    </w:rPr>
-                    <w:t>pvlsw-clmrs0002</w:t>
-                  </w:r>
-                </w:p>
-              </w:tc>
-            </w:tr>
-            <w:tr>
-              <w:trPr>
-                <w:trHeight w:val="300"/>
-              </w:trPr>
-              <w:tc>
-                <w:tcPr>
-                  <w:tcW w:w="2440" w:type="dxa"/>
-                  <w:tcBorders>
-                    <w:top w:val="nil"/>
-                    <w:left w:val="nil"/>
-                    <w:bottom w:val="nil"/>
-                    <w:right w:val="nil"/>
-                  </w:tcBorders>
-                  <w:shd w:val="clear" w:color="auto" w:fill="auto"/>
-                  <w:noWrap/>
-                  <w:vAlign w:val="bottom"/>
-                  <w:hideMark/>
-                </w:tcPr>
-                <w:p>
-                  <w:pPr>
-                    <w:rPr>
-                      <w:rFonts w:ascii="Calibri" w:hAnsi="Calibri" w:cs="Calibri"/>
-                      <w:color w:val="000000"/>
-                      <w:sz w:val="22"/>
-                      <w:szCs w:val="22"/>
-                    </w:rPr>
-                  </w:pPr>
-                  <w:r>
-                    <w:rPr>
-                      <w:rFonts w:ascii="Calibri" w:hAnsi="Calibri" w:cs="Calibri"/>
-                      <w:color w:val="000000"/>
-                      <w:sz w:val="22"/>
-                      <w:szCs w:val="22"/>
-                    </w:rPr>
-                    <w:t>pvlow-efs000173</w:t>
-                  </w:r>
-                </w:p>
-              </w:tc>
-            </w:tr>
-            <w:tr>
-              <w:trPr>
-                <w:trHeight w:val="300"/>
-              </w:trPr>
-              <w:tc>
-                <w:tcPr>
-                  <w:tcW w:w="2440" w:type="dxa"/>
-                  <w:tcBorders>
-                    <w:top w:val="nil"/>
-                    <w:left w:val="nil"/>
-                    <w:bottom w:val="nil"/>
-                    <w:right w:val="nil"/>
-                  </w:tcBorders>
-                  <w:shd w:val="clear" w:color="auto" w:fill="auto"/>
-                  <w:noWrap/>
-                  <w:vAlign w:val="bottom"/>
-                  <w:hideMark/>
-                </w:tcPr>
-                <w:p>
-                  <w:pPr>
-                    <w:rPr>
-                      <w:rFonts w:ascii="Calibri" w:hAnsi="Calibri" w:cs="Calibri"/>
-                      <w:color w:val="000000"/>
-                      <w:sz w:val="22"/>
-                      <w:szCs w:val="22"/>
-                    </w:rPr>
-                  </w:pPr>
-                  <w:r>
-                    <w:rPr>
-                      <w:rFonts w:ascii="Calibri" w:hAnsi="Calibri" w:cs="Calibri"/>
-                      <w:color w:val="000000"/>
-                      <w:sz w:val="22"/>
-                      <w:szCs w:val="22"/>
-                    </w:rPr>
-                    <w:t>pvlsw-efs000885</w:t>
-                  </w:r>
-                </w:p>
-              </w:tc>
-            </w:tr>
-          </w:tbl>
-          <w:p>
-            <w:pPr>
-              <w:jc w:val="center"/>
-              <w:rPr>
-                <w:color w:val="000000" w:themeColor="text1"/>
-                <w:sz w:val="22"/>
-                <w:szCs w:val="22"/>
-                <w:lang w:val="en-US"/>
-              </w:rPr>
-            </w:pPr>
-            <w:bookmarkStart w:id="0" w:name="_GoBack"/>
-            <w:bookmarkEnd w:id="0"/>
+          <w:p>
+            <w:r/>
+            <w:r>
+              <w:t>{{MPR_SYNGX_HOSTS}}</w:t>
+            </w:r>
           </w:p>
         </w:tc>
       </w:tr>

--- a/doc_templates_MPR/os_update/template.docx
+++ b/doc_templates_MPR/os_update/template.docx
@@ -86,7 +86,7 @@
           <w:sz w:val="28"/>
           <w:szCs w:val="28"/>
         </w:rPr>
-        <w:t>(МЦОД и Вавилова)</w:t>
+        <w:t>({{MPR_LOCATION}})</w:t>
       </w:r>
       <w:r>
         <w:rPr>

--- a/doc_templates_MPR/os_update/template.docx
+++ b/doc_templates_MPR/os_update/template.docx
@@ -6316,8 +6316,7 @@
           <w:sz w:val="22"/>
           <w:szCs w:val="22"/>
         </w:rPr>
-        <w:lastRenderedPageBreak/>
-        <w:t>ПРИЛОЖЕНИЕ 1</w:t>
+        <w:t>ПРИЛОЖЕНИЕ 1{{APPENDIX_1_SUFFIX}}</w:t>
       </w:r>
     </w:p>
     <w:p/>
@@ -6325,6 +6324,18 @@
     <w:p>
       <w:r>
         <w:t>{{APPENDIX_1_TABLE}}</w:t>
+      </w:r>
+    </w:p>
+    <w:p>
+      <w:pPr/>
+      <w:r>
+        <w:t>ПРИЛОЖЕНИЕ 2{{APPENDIX_2_SUFFIX}}</w:t>
+      </w:r>
+    </w:p>
+    <w:p>
+      <w:pPr/>
+      <w:r>
+        <w:t>{{APPENDIX_2_TABLE}}</w:t>
       </w:r>
     </w:p>
     <w:p/>
